--- a/ITS documentation.docx
+++ b/ITS documentation.docx
@@ -9,6 +9,14 @@
     </w:p>
     <w:sdt>
       <w:sdtPr>
+        <w:rPr>
+          <w:rFonts w:ascii="Garamond" w:eastAsiaTheme="minorHAnsi" w:hAnsi="Garamond" w:cstheme="minorBidi"/>
+          <w:color w:val="auto"/>
+          <w:kern w:val="2"/>
+          <w:sz w:val="22"/>
+          <w:szCs w:val="22"/>
+          <w14:ligatures w14:val="standardContextual"/>
+        </w:rPr>
         <w:id w:val="1253088660"/>
         <w:docPartObj>
           <w:docPartGallery w:val="Table of Contents"/>
@@ -17,15 +25,9 @@
       </w:sdtPr>
       <w:sdtEndPr>
         <w:rPr>
-          <w:rFonts w:ascii="Garamond" w:eastAsiaTheme="minorHAnsi" w:hAnsi="Garamond" w:cstheme="minorBidi"/>
           <w:b/>
           <w:bCs/>
           <w:noProof/>
-          <w:color w:val="auto"/>
-          <w:kern w:val="2"/>
-          <w:sz w:val="22"/>
-          <w:szCs w:val="22"/>
-          <w14:ligatures w14:val="standardContextual"/>
         </w:rPr>
       </w:sdtEndPr>
       <w:sdtContent>
@@ -606,21 +608,7 @@
                 <w:rStyle w:val="Hyperlink"/>
                 <w:noProof/>
               </w:rPr>
-              <w:t>Deta</w:t>
-            </w:r>
-            <w:r>
-              <w:rPr>
-                <w:rStyle w:val="Hyperlink"/>
-                <w:noProof/>
-              </w:rPr>
-              <w:t>i</w:t>
-            </w:r>
-            <w:r>
-              <w:rPr>
-                <w:rStyle w:val="Hyperlink"/>
-                <w:noProof/>
-              </w:rPr>
-              <w:t>led  Workflow</w:t>
+              <w:t>Detailed  Workflow</w:t>
             </w:r>
             <w:r>
               <w:rPr>
@@ -2235,12 +2223,10 @@
         <w:pStyle w:val="Heading1"/>
       </w:pPr>
       <w:bookmarkStart w:id="8" w:name="_Toc187609136"/>
-      <w:proofErr w:type="gramStart"/>
-      <w:r>
-        <w:t>Detailed  Workflow</w:t>
+      <w:r>
+        <w:t>Detailed Workflow</w:t>
       </w:r>
       <w:bookmarkEnd w:id="8"/>
-      <w:proofErr w:type="gramEnd"/>
       <w:r>
         <w:t xml:space="preserve"> </w:t>
       </w:r>
@@ -2261,11 +2247,10 @@
       </w:r>
     </w:p>
     <w:p>
-      <w:r>
-        <w:rPr>
-          <w:b/>
-          <w:bCs/>
-        </w:rPr>
+      <w:pPr>
+        <w:pStyle w:val="Heading3"/>
+      </w:pPr>
+      <w:r>
         <w:t>Phase 1: Data Handling</w:t>
       </w:r>
     </w:p>
@@ -2834,6 +2819,1235 @@
       </w:r>
       <w:r>
         <w:t xml:space="preserve"> These data points are foundational and can be enriched later without rework.</w:t>
+      </w:r>
+    </w:p>
+    <w:p>
+      <w:pPr>
+        <w:pStyle w:val="Heading3"/>
+      </w:pPr>
+      <w:r>
+        <w:t>Phase 2: Modelling</w:t>
+      </w:r>
+    </w:p>
+    <w:p>
+      <w:pPr>
+        <w:rPr>
+          <w:b/>
+          <w:bCs/>
+        </w:rPr>
+      </w:pPr>
+      <w:r>
+        <w:rPr>
+          <w:b/>
+          <w:bCs/>
+        </w:rPr>
+        <w:t>Plan Overview for the Data Processing and Modeling Module</w:t>
+      </w:r>
+    </w:p>
+    <w:p>
+      <w:pPr>
+        <w:rPr>
+          <w:b/>
+          <w:bCs/>
+        </w:rPr>
+      </w:pPr>
+      <w:r>
+        <w:rPr>
+          <w:b/>
+          <w:bCs/>
+        </w:rPr>
+        <w:t>Class 1: Data Preparation &amp; Cleaning</w:t>
+      </w:r>
+    </w:p>
+    <w:p>
+      <w:r>
+        <w:rPr>
+          <w:b/>
+          <w:bCs/>
+        </w:rPr>
+        <w:t>Goal:</w:t>
+      </w:r>
+      <w:r>
+        <w:t xml:space="preserve"> Clean, transform, and prepare the data for analysis and modeling.</w:t>
+      </w:r>
+    </w:p>
+    <w:p>
+      <w:pPr>
+        <w:numPr>
+          <w:ilvl w:val="0"/>
+          <w:numId w:val="35"/>
+        </w:numPr>
+      </w:pPr>
+      <w:r>
+        <w:rPr>
+          <w:b/>
+          <w:bCs/>
+        </w:rPr>
+        <w:t>Initialization (__</w:t>
+      </w:r>
+      <w:proofErr w:type="spellStart"/>
+      <w:r>
+        <w:rPr>
+          <w:b/>
+          <w:bCs/>
+        </w:rPr>
+        <w:t>init</w:t>
+      </w:r>
+      <w:proofErr w:type="spellEnd"/>
+      <w:r>
+        <w:rPr>
+          <w:b/>
+          <w:bCs/>
+        </w:rPr>
+        <w:t>__)</w:t>
+      </w:r>
+    </w:p>
+    <w:p>
+      <w:pPr>
+        <w:numPr>
+          <w:ilvl w:val="1"/>
+          <w:numId w:val="35"/>
+        </w:numPr>
+      </w:pPr>
+      <w:r>
+        <w:t>Input: Takes the ticker as input.</w:t>
+      </w:r>
+    </w:p>
+    <w:p>
+      <w:pPr>
+        <w:numPr>
+          <w:ilvl w:val="1"/>
+          <w:numId w:val="35"/>
+        </w:numPr>
+      </w:pPr>
+      <w:r>
+        <w:t xml:space="preserve">Fetches data using the </w:t>
+      </w:r>
+      <w:r>
+        <w:rPr>
+          <w:b/>
+          <w:bCs/>
+        </w:rPr>
+        <w:t>DataRetrieval module</w:t>
+      </w:r>
+      <w:r>
+        <w:t xml:space="preserve"> (already completed).</w:t>
+      </w:r>
+    </w:p>
+    <w:p>
+      <w:pPr>
+        <w:numPr>
+          <w:ilvl w:val="1"/>
+          <w:numId w:val="35"/>
+        </w:numPr>
+      </w:pPr>
+      <w:r>
+        <w:t>Stores historical prices and dividends as raw data for further processing.</w:t>
+      </w:r>
+    </w:p>
+    <w:p>
+      <w:pPr>
+        <w:numPr>
+          <w:ilvl w:val="0"/>
+          <w:numId w:val="35"/>
+        </w:numPr>
+      </w:pPr>
+      <w:r>
+        <w:rPr>
+          <w:b/>
+          <w:bCs/>
+        </w:rPr>
+        <w:t>Method 1: Clean Historical Data</w:t>
+      </w:r>
+    </w:p>
+    <w:p>
+      <w:pPr>
+        <w:numPr>
+          <w:ilvl w:val="1"/>
+          <w:numId w:val="35"/>
+        </w:numPr>
+      </w:pPr>
+      <w:r>
+        <w:rPr>
+          <w:b/>
+          <w:bCs/>
+        </w:rPr>
+        <w:t>Input:</w:t>
+      </w:r>
+      <w:r>
+        <w:t xml:space="preserve"> Raw historical price data from the retrieval module.</w:t>
+      </w:r>
+    </w:p>
+    <w:p>
+      <w:pPr>
+        <w:numPr>
+          <w:ilvl w:val="1"/>
+          <w:numId w:val="35"/>
+        </w:numPr>
+      </w:pPr>
+      <w:r>
+        <w:rPr>
+          <w:b/>
+          <w:bCs/>
+        </w:rPr>
+        <w:t>Cleaning Steps:</w:t>
+      </w:r>
+    </w:p>
+    <w:p>
+      <w:pPr>
+        <w:numPr>
+          <w:ilvl w:val="2"/>
+          <w:numId w:val="35"/>
+        </w:numPr>
+      </w:pPr>
+      <w:r>
+        <w:t>Handle missing/null values (e.g., drop or impute them).</w:t>
+      </w:r>
+    </w:p>
+    <w:p>
+      <w:pPr>
+        <w:numPr>
+          <w:ilvl w:val="2"/>
+          <w:numId w:val="35"/>
+        </w:numPr>
+      </w:pPr>
+      <w:r>
+        <w:t xml:space="preserve">Calculate daily </w:t>
+      </w:r>
+      <w:r>
+        <w:rPr>
+          <w:b/>
+          <w:bCs/>
+        </w:rPr>
+        <w:t>returns</w:t>
+      </w:r>
+      <w:r>
+        <w:t>: (</w:t>
+      </w:r>
+      <w:proofErr w:type="spellStart"/>
+      <w:r>
+        <w:t>current_price</w:t>
+      </w:r>
+      <w:proofErr w:type="spellEnd"/>
+      <w:r>
+        <w:t xml:space="preserve"> - </w:t>
+      </w:r>
+      <w:proofErr w:type="spellStart"/>
+      <w:r>
+        <w:t>previous_price</w:t>
+      </w:r>
+      <w:proofErr w:type="spellEnd"/>
+      <w:r>
+        <w:t xml:space="preserve">) / </w:t>
+      </w:r>
+      <w:proofErr w:type="spellStart"/>
+      <w:r>
+        <w:t>previous_price</w:t>
+      </w:r>
+      <w:proofErr w:type="spellEnd"/>
+      <w:r>
+        <w:t>.</w:t>
+      </w:r>
+    </w:p>
+    <w:p>
+      <w:pPr>
+        <w:numPr>
+          <w:ilvl w:val="2"/>
+          <w:numId w:val="35"/>
+        </w:numPr>
+      </w:pPr>
+      <w:r>
+        <w:t>Remove extreme outliers (e.g., returns beyond ±3 standard deviations).</w:t>
+      </w:r>
+    </w:p>
+    <w:p>
+      <w:pPr>
+        <w:numPr>
+          <w:ilvl w:val="1"/>
+          <w:numId w:val="35"/>
+        </w:numPr>
+      </w:pPr>
+      <w:r>
+        <w:rPr>
+          <w:b/>
+          <w:bCs/>
+        </w:rPr>
+        <w:lastRenderedPageBreak/>
+        <w:t>Output:</w:t>
+      </w:r>
+      <w:r>
+        <w:t xml:space="preserve"> A </w:t>
+      </w:r>
+      <w:r>
+        <w:rPr>
+          <w:b/>
+          <w:bCs/>
+        </w:rPr>
+        <w:t>cleaned Series</w:t>
+      </w:r>
+      <w:r>
+        <w:t xml:space="preserve"> of daily returns, ready for modeling.</w:t>
+      </w:r>
+    </w:p>
+    <w:p>
+      <w:pPr>
+        <w:numPr>
+          <w:ilvl w:val="0"/>
+          <w:numId w:val="35"/>
+        </w:numPr>
+      </w:pPr>
+      <w:r>
+        <w:rPr>
+          <w:b/>
+          <w:bCs/>
+        </w:rPr>
+        <w:t>Method 2: Transform Dividends Data (Optional)</w:t>
+      </w:r>
+    </w:p>
+    <w:p>
+      <w:pPr>
+        <w:numPr>
+          <w:ilvl w:val="1"/>
+          <w:numId w:val="35"/>
+        </w:numPr>
+      </w:pPr>
+      <w:r>
+        <w:rPr>
+          <w:b/>
+          <w:bCs/>
+        </w:rPr>
+        <w:t>Input:</w:t>
+      </w:r>
+      <w:r>
+        <w:t xml:space="preserve"> Dividend history data.</w:t>
+      </w:r>
+    </w:p>
+    <w:p>
+      <w:pPr>
+        <w:numPr>
+          <w:ilvl w:val="1"/>
+          <w:numId w:val="35"/>
+        </w:numPr>
+      </w:pPr>
+      <w:r>
+        <w:rPr>
+          <w:b/>
+          <w:bCs/>
+        </w:rPr>
+        <w:t>Steps:</w:t>
+      </w:r>
+    </w:p>
+    <w:p>
+      <w:pPr>
+        <w:numPr>
+          <w:ilvl w:val="2"/>
+          <w:numId w:val="35"/>
+        </w:numPr>
+      </w:pPr>
+      <w:r>
+        <w:t>Convert dates to a consistent format.</w:t>
+      </w:r>
+    </w:p>
+    <w:p>
+      <w:pPr>
+        <w:numPr>
+          <w:ilvl w:val="2"/>
+          <w:numId w:val="35"/>
+        </w:numPr>
+      </w:pPr>
+      <w:r>
+        <w:t>Aggregate total dividends per year if necessary.</w:t>
+      </w:r>
+    </w:p>
+    <w:p>
+      <w:pPr>
+        <w:numPr>
+          <w:ilvl w:val="2"/>
+          <w:numId w:val="35"/>
+        </w:numPr>
+      </w:pPr>
+      <w:r>
+        <w:t>Remove invalid or incomplete records.</w:t>
+      </w:r>
+    </w:p>
+    <w:p>
+      <w:pPr>
+        <w:numPr>
+          <w:ilvl w:val="1"/>
+          <w:numId w:val="35"/>
+        </w:numPr>
+      </w:pPr>
+      <w:r>
+        <w:rPr>
+          <w:b/>
+          <w:bCs/>
+        </w:rPr>
+        <w:t>Output:</w:t>
+      </w:r>
+      <w:r>
+        <w:t xml:space="preserve"> A cleaned DataFrame or Series of dividend payouts.</w:t>
+      </w:r>
+    </w:p>
+    <w:p>
+      <w:pPr>
+        <w:numPr>
+          <w:ilvl w:val="0"/>
+          <w:numId w:val="35"/>
+        </w:numPr>
+      </w:pPr>
+      <w:r>
+        <w:rPr>
+          <w:b/>
+          <w:bCs/>
+        </w:rPr>
+        <w:t>Additional Considerations:</w:t>
+      </w:r>
+    </w:p>
+    <w:p>
+      <w:pPr>
+        <w:numPr>
+          <w:ilvl w:val="1"/>
+          <w:numId w:val="35"/>
+        </w:numPr>
+      </w:pPr>
+      <w:r>
+        <w:t>Log every step of cleaning for debugging and traceability.</w:t>
+      </w:r>
+    </w:p>
+    <w:p>
+      <w:pPr>
+        <w:numPr>
+          <w:ilvl w:val="1"/>
+          <w:numId w:val="35"/>
+        </w:numPr>
+      </w:pPr>
+      <w:r>
+        <w:t>Include assertions to validate data integrity after cleaning.</w:t>
+      </w:r>
+    </w:p>
+    <w:p>
+      <w:r>
+        <w:pict w14:anchorId="65D06F93">
+          <v:rect id="_x0000_i1061" style="width:0;height:1.5pt" o:hralign="center" o:hrstd="t" o:hr="t" fillcolor="#a0a0a0" stroked="f"/>
+        </w:pict>
+      </w:r>
+    </w:p>
+    <w:p>
+      <w:pPr>
+        <w:rPr>
+          <w:b/>
+          <w:bCs/>
+        </w:rPr>
+      </w:pPr>
+      <w:r>
+        <w:rPr>
+          <w:b/>
+          <w:bCs/>
+        </w:rPr>
+        <w:t>Class 2: Modeling &amp; Predictions</w:t>
+      </w:r>
+    </w:p>
+    <w:p>
+      <w:r>
+        <w:rPr>
+          <w:b/>
+          <w:bCs/>
+        </w:rPr>
+        <w:t>Goal:</w:t>
+      </w:r>
+      <w:r>
+        <w:t xml:space="preserve"> Select and fit the best model for predicting stock prices/returns.</w:t>
+      </w:r>
+    </w:p>
+    <w:p>
+      <w:pPr>
+        <w:numPr>
+          <w:ilvl w:val="0"/>
+          <w:numId w:val="36"/>
+        </w:numPr>
+      </w:pPr>
+      <w:r>
+        <w:rPr>
+          <w:b/>
+          <w:bCs/>
+        </w:rPr>
+        <w:t>Initialization (__</w:t>
+      </w:r>
+      <w:proofErr w:type="spellStart"/>
+      <w:r>
+        <w:rPr>
+          <w:b/>
+          <w:bCs/>
+        </w:rPr>
+        <w:t>init</w:t>
+      </w:r>
+      <w:proofErr w:type="spellEnd"/>
+      <w:r>
+        <w:rPr>
+          <w:b/>
+          <w:bCs/>
+        </w:rPr>
+        <w:t>__)</w:t>
+      </w:r>
+    </w:p>
+    <w:p>
+      <w:pPr>
+        <w:numPr>
+          <w:ilvl w:val="1"/>
+          <w:numId w:val="36"/>
+        </w:numPr>
+      </w:pPr>
+      <w:r>
+        <w:t>Input: Cleaned historical returns data from the Data Preparation class.</w:t>
+      </w:r>
+    </w:p>
+    <w:p>
+      <w:pPr>
+        <w:numPr>
+          <w:ilvl w:val="1"/>
+          <w:numId w:val="36"/>
+        </w:numPr>
+      </w:pPr>
+      <w:r>
+        <w:t>Stores the cleaned returns as a working dataset for model selection.</w:t>
+      </w:r>
+    </w:p>
+    <w:p>
+      <w:pPr>
+        <w:numPr>
+          <w:ilvl w:val="0"/>
+          <w:numId w:val="36"/>
+        </w:numPr>
+      </w:pPr>
+      <w:r>
+        <w:rPr>
+          <w:b/>
+          <w:bCs/>
+        </w:rPr>
+        <w:t>Method 1: Determine the Best Model</w:t>
+      </w:r>
+    </w:p>
+    <w:p>
+      <w:pPr>
+        <w:numPr>
+          <w:ilvl w:val="1"/>
+          <w:numId w:val="36"/>
+        </w:numPr>
+      </w:pPr>
+      <w:r>
+        <w:rPr>
+          <w:b/>
+          <w:bCs/>
+        </w:rPr>
+        <w:t>Inputs:</w:t>
+      </w:r>
+      <w:r>
+        <w:t xml:space="preserve"> Cleaned returns data.</w:t>
+      </w:r>
+    </w:p>
+    <w:p>
+      <w:pPr>
+        <w:numPr>
+          <w:ilvl w:val="1"/>
+          <w:numId w:val="36"/>
+        </w:numPr>
+      </w:pPr>
+      <w:r>
+        <w:rPr>
+          <w:b/>
+          <w:bCs/>
+        </w:rPr>
+        <w:t>Steps to determine the best model:</w:t>
+      </w:r>
+    </w:p>
+    <w:p>
+      <w:pPr>
+        <w:numPr>
+          <w:ilvl w:val="2"/>
+          <w:numId w:val="36"/>
+        </w:numPr>
+      </w:pPr>
+      <w:r>
+        <w:rPr>
+          <w:b/>
+          <w:bCs/>
+        </w:rPr>
+        <w:t>Check for stationarity:</w:t>
+      </w:r>
+      <w:r>
+        <w:t xml:space="preserve"> Use tests like ADF or KPSS.</w:t>
+      </w:r>
+    </w:p>
+    <w:p>
+      <w:pPr>
+        <w:numPr>
+          <w:ilvl w:val="2"/>
+          <w:numId w:val="36"/>
+        </w:numPr>
+      </w:pPr>
+      <w:r>
+        <w:rPr>
+          <w:b/>
+          <w:bCs/>
+        </w:rPr>
+        <w:t>Check for heteroscedasticity:</w:t>
+      </w:r>
+      <w:r>
+        <w:t xml:space="preserve"> Use ARCH tests or visualize variance.</w:t>
+      </w:r>
+    </w:p>
+    <w:p>
+      <w:pPr>
+        <w:numPr>
+          <w:ilvl w:val="2"/>
+          <w:numId w:val="36"/>
+        </w:numPr>
+      </w:pPr>
+      <w:r>
+        <w:rPr>
+          <w:b/>
+          <w:bCs/>
+        </w:rPr>
+        <w:t>Check for autocorrelation:</w:t>
+      </w:r>
+      <w:r>
+        <w:t xml:space="preserve"> Use ACF and PACF plots.</w:t>
+      </w:r>
+    </w:p>
+    <w:p>
+      <w:pPr>
+        <w:numPr>
+          <w:ilvl w:val="2"/>
+          <w:numId w:val="36"/>
+        </w:numPr>
+      </w:pPr>
+      <w:r>
+        <w:t>Based on the above, decide:</w:t>
+      </w:r>
+    </w:p>
+    <w:p>
+      <w:pPr>
+        <w:numPr>
+          <w:ilvl w:val="3"/>
+          <w:numId w:val="36"/>
+        </w:numPr>
+      </w:pPr>
+      <w:r>
+        <w:t xml:space="preserve">Use </w:t>
+      </w:r>
+      <w:r>
+        <w:rPr>
+          <w:b/>
+          <w:bCs/>
+        </w:rPr>
+        <w:t>ARIMA</w:t>
+      </w:r>
+      <w:r>
+        <w:t xml:space="preserve"> if data is stationary and shows autocorrelation.</w:t>
+      </w:r>
+    </w:p>
+    <w:p>
+      <w:pPr>
+        <w:numPr>
+          <w:ilvl w:val="3"/>
+          <w:numId w:val="36"/>
+        </w:numPr>
+      </w:pPr>
+      <w:r>
+        <w:t xml:space="preserve">Use </w:t>
+      </w:r>
+      <w:r>
+        <w:rPr>
+          <w:b/>
+          <w:bCs/>
+        </w:rPr>
+        <w:t>GARCH/ARCH</w:t>
+      </w:r>
+      <w:r>
+        <w:t xml:space="preserve"> for heteroscedastic data.</w:t>
+      </w:r>
+    </w:p>
+    <w:p>
+      <w:pPr>
+        <w:numPr>
+          <w:ilvl w:val="3"/>
+          <w:numId w:val="36"/>
+        </w:numPr>
+      </w:pPr>
+      <w:r>
+        <w:t xml:space="preserve">Consider </w:t>
+      </w:r>
+      <w:r>
+        <w:rPr>
+          <w:b/>
+          <w:bCs/>
+        </w:rPr>
+        <w:t xml:space="preserve">Machine Learning models (e.g., Random Forest, </w:t>
+      </w:r>
+      <w:proofErr w:type="spellStart"/>
+      <w:r>
+        <w:rPr>
+          <w:b/>
+          <w:bCs/>
+        </w:rPr>
+        <w:t>XGBoost</w:t>
+      </w:r>
+      <w:proofErr w:type="spellEnd"/>
+      <w:r>
+        <w:rPr>
+          <w:b/>
+          <w:bCs/>
+        </w:rPr>
+        <w:t>)</w:t>
+      </w:r>
+      <w:r>
+        <w:t xml:space="preserve"> for non-linear patterns.</w:t>
+      </w:r>
+    </w:p>
+    <w:p>
+      <w:pPr>
+        <w:numPr>
+          <w:ilvl w:val="1"/>
+          <w:numId w:val="36"/>
+        </w:numPr>
+      </w:pPr>
+      <w:r>
+        <w:rPr>
+          <w:b/>
+          <w:bCs/>
+        </w:rPr>
+        <w:t>Output:</w:t>
+      </w:r>
+      <w:r>
+        <w:t xml:space="preserve"> A decision on the best-fit model for the given data.</w:t>
+      </w:r>
+    </w:p>
+    <w:p>
+      <w:pPr>
+        <w:numPr>
+          <w:ilvl w:val="0"/>
+          <w:numId w:val="36"/>
+        </w:numPr>
+      </w:pPr>
+      <w:r>
+        <w:rPr>
+          <w:b/>
+          <w:bCs/>
+        </w:rPr>
+        <w:t>Method 2: Fit the Model</w:t>
+      </w:r>
+    </w:p>
+    <w:p>
+      <w:pPr>
+        <w:numPr>
+          <w:ilvl w:val="1"/>
+          <w:numId w:val="36"/>
+        </w:numPr>
+      </w:pPr>
+      <w:r>
+        <w:rPr>
+          <w:b/>
+          <w:bCs/>
+        </w:rPr>
+        <w:t>Inputs:</w:t>
+      </w:r>
+    </w:p>
+    <w:p>
+      <w:pPr>
+        <w:numPr>
+          <w:ilvl w:val="2"/>
+          <w:numId w:val="36"/>
+        </w:numPr>
+      </w:pPr>
+      <w:r>
+        <w:lastRenderedPageBreak/>
+        <w:t>Model type (e.g., ARIMA, GARCH, or ML model).</w:t>
+      </w:r>
+    </w:p>
+    <w:p>
+      <w:pPr>
+        <w:numPr>
+          <w:ilvl w:val="2"/>
+          <w:numId w:val="36"/>
+        </w:numPr>
+      </w:pPr>
+      <w:r>
+        <w:t>Training data (e.g., first 80% of returns).</w:t>
+      </w:r>
+    </w:p>
+    <w:p>
+      <w:pPr>
+        <w:numPr>
+          <w:ilvl w:val="1"/>
+          <w:numId w:val="36"/>
+        </w:numPr>
+      </w:pPr>
+      <w:r>
+        <w:rPr>
+          <w:b/>
+          <w:bCs/>
+        </w:rPr>
+        <w:t>Steps:</w:t>
+      </w:r>
+    </w:p>
+    <w:p>
+      <w:pPr>
+        <w:numPr>
+          <w:ilvl w:val="2"/>
+          <w:numId w:val="36"/>
+        </w:numPr>
+      </w:pPr>
+      <w:r>
+        <w:t>Split data into train/test sets.</w:t>
+      </w:r>
+    </w:p>
+    <w:p>
+      <w:pPr>
+        <w:numPr>
+          <w:ilvl w:val="2"/>
+          <w:numId w:val="36"/>
+        </w:numPr>
+      </w:pPr>
+      <w:r>
+        <w:t>Train the selected model on the training set.</w:t>
+      </w:r>
+    </w:p>
+    <w:p>
+      <w:pPr>
+        <w:numPr>
+          <w:ilvl w:val="2"/>
+          <w:numId w:val="36"/>
+        </w:numPr>
+      </w:pPr>
+      <w:r>
+        <w:t>Validate on the test set (e.g., using RMSE or MAPE).</w:t>
+      </w:r>
+    </w:p>
+    <w:p>
+      <w:pPr>
+        <w:numPr>
+          <w:ilvl w:val="1"/>
+          <w:numId w:val="36"/>
+        </w:numPr>
+      </w:pPr>
+      <w:r>
+        <w:rPr>
+          <w:b/>
+          <w:bCs/>
+        </w:rPr>
+        <w:t>Output:</w:t>
+      </w:r>
+      <w:r>
+        <w:t xml:space="preserve"> A trained model and performance metrics (e.g., accuracy, RMSE).</w:t>
+      </w:r>
+    </w:p>
+    <w:p>
+      <w:pPr>
+        <w:numPr>
+          <w:ilvl w:val="0"/>
+          <w:numId w:val="36"/>
+        </w:numPr>
+      </w:pPr>
+      <w:r>
+        <w:rPr>
+          <w:b/>
+          <w:bCs/>
+        </w:rPr>
+        <w:t>Method 3: Generate Predictions</w:t>
+      </w:r>
+    </w:p>
+    <w:p>
+      <w:pPr>
+        <w:numPr>
+          <w:ilvl w:val="1"/>
+          <w:numId w:val="36"/>
+        </w:numPr>
+      </w:pPr>
+      <w:r>
+        <w:rPr>
+          <w:b/>
+          <w:bCs/>
+        </w:rPr>
+        <w:t>Inputs:</w:t>
+      </w:r>
+    </w:p>
+    <w:p>
+      <w:pPr>
+        <w:numPr>
+          <w:ilvl w:val="2"/>
+          <w:numId w:val="36"/>
+        </w:numPr>
+      </w:pPr>
+      <w:r>
+        <w:t>Trained model.</w:t>
+      </w:r>
+    </w:p>
+    <w:p>
+      <w:pPr>
+        <w:numPr>
+          <w:ilvl w:val="2"/>
+          <w:numId w:val="36"/>
+        </w:numPr>
+      </w:pPr>
+      <w:r>
+        <w:t>Time horizon for predictions (e.g., next 5 days).</w:t>
+      </w:r>
+    </w:p>
+    <w:p>
+      <w:pPr>
+        <w:numPr>
+          <w:ilvl w:val="1"/>
+          <w:numId w:val="36"/>
+        </w:numPr>
+      </w:pPr>
+      <w:r>
+        <w:rPr>
+          <w:b/>
+          <w:bCs/>
+        </w:rPr>
+        <w:t>Steps:</w:t>
+      </w:r>
+    </w:p>
+    <w:p>
+      <w:pPr>
+        <w:numPr>
+          <w:ilvl w:val="2"/>
+          <w:numId w:val="36"/>
+        </w:numPr>
+      </w:pPr>
+      <w:r>
+        <w:t>Use the model to predict returns/prices for the specified horizon.</w:t>
+      </w:r>
+    </w:p>
+    <w:p>
+      <w:pPr>
+        <w:numPr>
+          <w:ilvl w:val="2"/>
+          <w:numId w:val="36"/>
+        </w:numPr>
+      </w:pPr>
+      <w:r>
+        <w:t>If using returns, convert to price predictions.</w:t>
+      </w:r>
+    </w:p>
+    <w:p>
+      <w:pPr>
+        <w:numPr>
+          <w:ilvl w:val="1"/>
+          <w:numId w:val="36"/>
+        </w:numPr>
+      </w:pPr>
+      <w:r>
+        <w:rPr>
+          <w:b/>
+          <w:bCs/>
+        </w:rPr>
+        <w:t>Output:</w:t>
+      </w:r>
+    </w:p>
+    <w:p>
+      <w:pPr>
+        <w:numPr>
+          <w:ilvl w:val="2"/>
+          <w:numId w:val="36"/>
+        </w:numPr>
+      </w:pPr>
+      <w:r>
+        <w:t>Predicted prices or returns for the given horizon.</w:t>
+      </w:r>
+    </w:p>
+    <w:p>
+      <w:pPr>
+        <w:numPr>
+          <w:ilvl w:val="2"/>
+          <w:numId w:val="36"/>
+        </w:numPr>
+      </w:pPr>
+      <w:r>
+        <w:t>Additional insights, e.g., confidence intervals.</w:t>
+      </w:r>
+    </w:p>
+    <w:p>
+      <w:r>
+        <w:pict w14:anchorId="08554DF2">
+          <v:rect id="_x0000_i1062" style="width:0;height:1.5pt" o:hralign="center" o:hrstd="t" o:hr="t" fillcolor="#a0a0a0" stroked="f"/>
+        </w:pict>
+      </w:r>
+    </w:p>
+    <w:p>
+      <w:pPr>
+        <w:rPr>
+          <w:b/>
+          <w:bCs/>
+        </w:rPr>
+      </w:pPr>
+      <w:r>
+        <w:rPr>
+          <w:b/>
+          <w:bCs/>
+        </w:rPr>
+        <w:t>Error Handling &amp; Logging</w:t>
+      </w:r>
+    </w:p>
+    <w:p>
+      <w:pPr>
+        <w:numPr>
+          <w:ilvl w:val="0"/>
+          <w:numId w:val="37"/>
+        </w:numPr>
+      </w:pPr>
+      <w:r>
+        <w:t>Log every major step, including:</w:t>
+      </w:r>
+    </w:p>
+    <w:p>
+      <w:pPr>
+        <w:numPr>
+          <w:ilvl w:val="1"/>
+          <w:numId w:val="37"/>
+        </w:numPr>
+      </w:pPr>
+      <w:r>
+        <w:t>Data issues (e.g., missing/null values).</w:t>
+      </w:r>
+    </w:p>
+    <w:p>
+      <w:pPr>
+        <w:numPr>
+          <w:ilvl w:val="1"/>
+          <w:numId w:val="37"/>
+        </w:numPr>
+      </w:pPr>
+      <w:r>
+        <w:t>Model performance during validation.</w:t>
+      </w:r>
+    </w:p>
+    <w:p>
+      <w:pPr>
+        <w:numPr>
+          <w:ilvl w:val="0"/>
+          <w:numId w:val="37"/>
+        </w:numPr>
+      </w:pPr>
+      <w:r>
+        <w:t xml:space="preserve">Implement </w:t>
+      </w:r>
+      <w:r>
+        <w:rPr>
+          <w:b/>
+          <w:bCs/>
+        </w:rPr>
+        <w:t>exception handling</w:t>
+      </w:r>
+      <w:r>
+        <w:t xml:space="preserve"> to avoid crashes when the API fails or data is invalid.</w:t>
+      </w:r>
+    </w:p>
+    <w:p>
+      <w:r>
+        <w:pict w14:anchorId="4B9BF3D6">
+          <v:rect id="_x0000_i1063" style="width:0;height:1.5pt" o:hralign="center" o:hrstd="t" o:hr="t" fillcolor="#a0a0a0" stroked="f"/>
+        </w:pict>
+      </w:r>
+    </w:p>
+    <w:p>
+      <w:pPr>
+        <w:rPr>
+          <w:b/>
+          <w:bCs/>
+        </w:rPr>
+      </w:pPr>
+      <w:r>
+        <w:rPr>
+          <w:b/>
+          <w:bCs/>
+        </w:rPr>
+        <w:t>Possible Enhancements (Future Improvements)</w:t>
+      </w:r>
+    </w:p>
+    <w:p>
+      <w:pPr>
+        <w:numPr>
+          <w:ilvl w:val="0"/>
+          <w:numId w:val="38"/>
+        </w:numPr>
+      </w:pPr>
+      <w:r>
+        <w:rPr>
+          <w:b/>
+          <w:bCs/>
+        </w:rPr>
+        <w:t>Feature Engineering</w:t>
+      </w:r>
+    </w:p>
+    <w:p>
+      <w:pPr>
+        <w:numPr>
+          <w:ilvl w:val="1"/>
+          <w:numId w:val="38"/>
+        </w:numPr>
+      </w:pPr>
+      <w:r>
+        <w:t>Add features like moving averages, Bollinger Bands, or RSI for more robust modeling.</w:t>
+      </w:r>
+    </w:p>
+    <w:p>
+      <w:pPr>
+        <w:numPr>
+          <w:ilvl w:val="1"/>
+          <w:numId w:val="38"/>
+        </w:numPr>
+      </w:pPr>
+      <w:r>
+        <w:t>Include sector/industry-level data for context.</w:t>
+      </w:r>
+    </w:p>
+    <w:p>
+      <w:pPr>
+        <w:numPr>
+          <w:ilvl w:val="0"/>
+          <w:numId w:val="38"/>
+        </w:numPr>
+      </w:pPr>
+      <w:r>
+        <w:rPr>
+          <w:b/>
+          <w:bCs/>
+        </w:rPr>
+        <w:t>Support Multiple Tickers</w:t>
+      </w:r>
+    </w:p>
+    <w:p>
+      <w:pPr>
+        <w:numPr>
+          <w:ilvl w:val="1"/>
+          <w:numId w:val="38"/>
+        </w:numPr>
+      </w:pPr>
+      <w:r>
+        <w:t>Modify the classes to handle multiple stocks simultaneously.</w:t>
+      </w:r>
+    </w:p>
+    <w:p>
+      <w:pPr>
+        <w:numPr>
+          <w:ilvl w:val="0"/>
+          <w:numId w:val="38"/>
+        </w:numPr>
+      </w:pPr>
+      <w:r>
+        <w:rPr>
+          <w:b/>
+          <w:bCs/>
+        </w:rPr>
+        <w:lastRenderedPageBreak/>
+        <w:t>Interactive Dashboard</w:t>
+      </w:r>
+    </w:p>
+    <w:p>
+      <w:pPr>
+        <w:numPr>
+          <w:ilvl w:val="1"/>
+          <w:numId w:val="38"/>
+        </w:numPr>
+      </w:pPr>
+      <w:r>
+        <w:t xml:space="preserve">Use a library like </w:t>
+      </w:r>
+      <w:r>
+        <w:rPr>
+          <w:b/>
+          <w:bCs/>
+        </w:rPr>
+        <w:t>Dash</w:t>
+      </w:r>
+      <w:r>
+        <w:t xml:space="preserve"> or </w:t>
+      </w:r>
+      <w:r>
+        <w:rPr>
+          <w:b/>
+          <w:bCs/>
+        </w:rPr>
+        <w:t>Streamlit</w:t>
+      </w:r>
+      <w:r>
+        <w:t xml:space="preserve"> to display results dynamically.</w:t>
+      </w:r>
+    </w:p>
+    <w:p>
+      <w:pPr>
+        <w:numPr>
+          <w:ilvl w:val="0"/>
+          <w:numId w:val="38"/>
+        </w:numPr>
+      </w:pPr>
+      <w:r>
+        <w:rPr>
+          <w:b/>
+          <w:bCs/>
+        </w:rPr>
+        <w:t>Ensemble Modeling</w:t>
+      </w:r>
+    </w:p>
+    <w:p>
+      <w:pPr>
+        <w:numPr>
+          <w:ilvl w:val="1"/>
+          <w:numId w:val="38"/>
+        </w:numPr>
+      </w:pPr>
+      <w:r>
+        <w:t>Combine ARIMA/GARCH with ML models for better accuracy.</w:t>
+      </w:r>
+    </w:p>
+    <w:p>
+      <w:r>
+        <w:pict w14:anchorId="38E6380D">
+          <v:rect id="_x0000_i1064" style="width:0;height:1.5pt" o:hralign="center" o:hrstd="t" o:hr="t" fillcolor="#a0a0a0" stroked="f"/>
+        </w:pict>
+      </w:r>
+    </w:p>
+    <w:p>
+      <w:pPr>
+        <w:rPr>
+          <w:b/>
+          <w:bCs/>
+        </w:rPr>
+      </w:pPr>
+      <w:r>
+        <w:rPr>
+          <w:b/>
+          <w:bCs/>
+        </w:rPr>
+        <w:t>Diagram for Better Visualization</w:t>
+      </w:r>
+    </w:p>
+    <w:p>
+      <w:r>
+        <w:t>To simplify the workflow:</w:t>
+      </w:r>
+    </w:p>
+    <w:p>
+      <w:pPr>
+        <w:numPr>
+          <w:ilvl w:val="0"/>
+          <w:numId w:val="39"/>
+        </w:numPr>
+      </w:pPr>
+      <w:r>
+        <w:t>DataRetrieval -&gt; Class 1 (Data Preparation) -&gt; Class 2 (Modeling &amp; Predictions).</w:t>
+      </w:r>
+    </w:p>
+    <w:p>
+      <w:pPr>
+        <w:numPr>
+          <w:ilvl w:val="0"/>
+          <w:numId w:val="39"/>
+        </w:numPr>
+      </w:pPr>
+      <w:r>
+        <w:t>Outputs: Predictions, metrics, and visualization-ready data.</w:t>
       </w:r>
     </w:p>
     <w:p/>
@@ -3338,6 +4552,131 @@
     </w:lvl>
   </w:abstractNum>
   <w:abstractNum w:abstractNumId="4" w15:restartNumberingAfterBreak="0">
+    <w:nsid w:val="08FB2C06"/>
+    <w:multiLevelType w:val="multilevel"/>
+    <w:tmpl w:val="4F969500"/>
+    <w:lvl w:ilvl="0">
+      <w:start w:val="1"/>
+      <w:numFmt w:val="decimal"/>
+      <w:lvlText w:val="%1."/>
+      <w:lvlJc w:val="left"/>
+      <w:pPr>
+        <w:tabs>
+          <w:tab w:val="num" w:pos="720"/>
+        </w:tabs>
+        <w:ind w:left="720" w:hanging="360"/>
+      </w:pPr>
+    </w:lvl>
+    <w:lvl w:ilvl="1">
+      <w:start w:val="1"/>
+      <w:numFmt w:val="bullet"/>
+      <w:lvlText w:val="o"/>
+      <w:lvlJc w:val="left"/>
+      <w:pPr>
+        <w:tabs>
+          <w:tab w:val="num" w:pos="1440"/>
+        </w:tabs>
+        <w:ind w:left="1440" w:hanging="360"/>
+      </w:pPr>
+      <w:rPr>
+        <w:rFonts w:ascii="Courier New" w:hAnsi="Courier New" w:hint="default"/>
+        <w:sz w:val="20"/>
+      </w:rPr>
+    </w:lvl>
+    <w:lvl w:ilvl="2">
+      <w:start w:val="1"/>
+      <w:numFmt w:val="bullet"/>
+      <w:lvlText w:val=""/>
+      <w:lvlJc w:val="left"/>
+      <w:pPr>
+        <w:tabs>
+          <w:tab w:val="num" w:pos="2160"/>
+        </w:tabs>
+        <w:ind w:left="2160" w:hanging="360"/>
+      </w:pPr>
+      <w:rPr>
+        <w:rFonts w:ascii="Wingdings" w:hAnsi="Wingdings" w:hint="default"/>
+        <w:sz w:val="20"/>
+      </w:rPr>
+    </w:lvl>
+    <w:lvl w:ilvl="3">
+      <w:start w:val="1"/>
+      <w:numFmt w:val="bullet"/>
+      <w:lvlText w:val=""/>
+      <w:lvlJc w:val="left"/>
+      <w:pPr>
+        <w:tabs>
+          <w:tab w:val="num" w:pos="2880"/>
+        </w:tabs>
+        <w:ind w:left="2880" w:hanging="360"/>
+      </w:pPr>
+      <w:rPr>
+        <w:rFonts w:ascii="Wingdings" w:hAnsi="Wingdings" w:hint="default"/>
+        <w:sz w:val="20"/>
+      </w:rPr>
+    </w:lvl>
+    <w:lvl w:ilvl="4" w:tentative="1">
+      <w:start w:val="1"/>
+      <w:numFmt w:val="decimal"/>
+      <w:lvlText w:val="%5."/>
+      <w:lvlJc w:val="left"/>
+      <w:pPr>
+        <w:tabs>
+          <w:tab w:val="num" w:pos="3600"/>
+        </w:tabs>
+        <w:ind w:left="3600" w:hanging="360"/>
+      </w:pPr>
+    </w:lvl>
+    <w:lvl w:ilvl="5" w:tentative="1">
+      <w:start w:val="1"/>
+      <w:numFmt w:val="decimal"/>
+      <w:lvlText w:val="%6."/>
+      <w:lvlJc w:val="left"/>
+      <w:pPr>
+        <w:tabs>
+          <w:tab w:val="num" w:pos="4320"/>
+        </w:tabs>
+        <w:ind w:left="4320" w:hanging="360"/>
+      </w:pPr>
+    </w:lvl>
+    <w:lvl w:ilvl="6" w:tentative="1">
+      <w:start w:val="1"/>
+      <w:numFmt w:val="decimal"/>
+      <w:lvlText w:val="%7."/>
+      <w:lvlJc w:val="left"/>
+      <w:pPr>
+        <w:tabs>
+          <w:tab w:val="num" w:pos="5040"/>
+        </w:tabs>
+        <w:ind w:left="5040" w:hanging="360"/>
+      </w:pPr>
+    </w:lvl>
+    <w:lvl w:ilvl="7" w:tentative="1">
+      <w:start w:val="1"/>
+      <w:numFmt w:val="decimal"/>
+      <w:lvlText w:val="%8."/>
+      <w:lvlJc w:val="left"/>
+      <w:pPr>
+        <w:tabs>
+          <w:tab w:val="num" w:pos="5760"/>
+        </w:tabs>
+        <w:ind w:left="5760" w:hanging="360"/>
+      </w:pPr>
+    </w:lvl>
+    <w:lvl w:ilvl="8" w:tentative="1">
+      <w:start w:val="1"/>
+      <w:numFmt w:val="decimal"/>
+      <w:lvlText w:val="%9."/>
+      <w:lvlJc w:val="left"/>
+      <w:pPr>
+        <w:tabs>
+          <w:tab w:val="num" w:pos="6480"/>
+        </w:tabs>
+        <w:ind w:left="6480" w:hanging="360"/>
+      </w:pPr>
+    </w:lvl>
+  </w:abstractNum>
+  <w:abstractNum w:abstractNumId="5" w15:restartNumberingAfterBreak="0">
     <w:nsid w:val="169453EE"/>
     <w:multiLevelType w:val="multilevel"/>
     <w:tmpl w:val="2F148C50"/>
@@ -3486,7 +4825,7 @@
       </w:rPr>
     </w:lvl>
   </w:abstractNum>
-  <w:abstractNum w:abstractNumId="5" w15:restartNumberingAfterBreak="0">
+  <w:abstractNum w:abstractNumId="6" w15:restartNumberingAfterBreak="0">
     <w:nsid w:val="1A722F56"/>
     <w:multiLevelType w:val="multilevel"/>
     <w:tmpl w:val="6F5E0746"/>
@@ -3599,7 +4938,156 @@
       </w:pPr>
     </w:lvl>
   </w:abstractNum>
-  <w:abstractNum w:abstractNumId="6" w15:restartNumberingAfterBreak="0">
+  <w:abstractNum w:abstractNumId="7" w15:restartNumberingAfterBreak="0">
+    <w:nsid w:val="1D101B68"/>
+    <w:multiLevelType w:val="multilevel"/>
+    <w:tmpl w:val="43F0C7F2"/>
+    <w:lvl w:ilvl="0">
+      <w:start w:val="1"/>
+      <w:numFmt w:val="bullet"/>
+      <w:lvlText w:val=""/>
+      <w:lvlJc w:val="left"/>
+      <w:pPr>
+        <w:tabs>
+          <w:tab w:val="num" w:pos="720"/>
+        </w:tabs>
+        <w:ind w:left="720" w:hanging="360"/>
+      </w:pPr>
+      <w:rPr>
+        <w:rFonts w:ascii="Symbol" w:hAnsi="Symbol" w:hint="default"/>
+        <w:sz w:val="20"/>
+      </w:rPr>
+    </w:lvl>
+    <w:lvl w:ilvl="1">
+      <w:start w:val="1"/>
+      <w:numFmt w:val="bullet"/>
+      <w:lvlText w:val="o"/>
+      <w:lvlJc w:val="left"/>
+      <w:pPr>
+        <w:tabs>
+          <w:tab w:val="num" w:pos="1440"/>
+        </w:tabs>
+        <w:ind w:left="1440" w:hanging="360"/>
+      </w:pPr>
+      <w:rPr>
+        <w:rFonts w:ascii="Courier New" w:hAnsi="Courier New" w:hint="default"/>
+        <w:sz w:val="20"/>
+      </w:rPr>
+    </w:lvl>
+    <w:lvl w:ilvl="2" w:tentative="1">
+      <w:start w:val="1"/>
+      <w:numFmt w:val="bullet"/>
+      <w:lvlText w:val=""/>
+      <w:lvlJc w:val="left"/>
+      <w:pPr>
+        <w:tabs>
+          <w:tab w:val="num" w:pos="2160"/>
+        </w:tabs>
+        <w:ind w:left="2160" w:hanging="360"/>
+      </w:pPr>
+      <w:rPr>
+        <w:rFonts w:ascii="Wingdings" w:hAnsi="Wingdings" w:hint="default"/>
+        <w:sz w:val="20"/>
+      </w:rPr>
+    </w:lvl>
+    <w:lvl w:ilvl="3" w:tentative="1">
+      <w:start w:val="1"/>
+      <w:numFmt w:val="bullet"/>
+      <w:lvlText w:val=""/>
+      <w:lvlJc w:val="left"/>
+      <w:pPr>
+        <w:tabs>
+          <w:tab w:val="num" w:pos="2880"/>
+        </w:tabs>
+        <w:ind w:left="2880" w:hanging="360"/>
+      </w:pPr>
+      <w:rPr>
+        <w:rFonts w:ascii="Wingdings" w:hAnsi="Wingdings" w:hint="default"/>
+        <w:sz w:val="20"/>
+      </w:rPr>
+    </w:lvl>
+    <w:lvl w:ilvl="4" w:tentative="1">
+      <w:start w:val="1"/>
+      <w:numFmt w:val="bullet"/>
+      <w:lvlText w:val=""/>
+      <w:lvlJc w:val="left"/>
+      <w:pPr>
+        <w:tabs>
+          <w:tab w:val="num" w:pos="3600"/>
+        </w:tabs>
+        <w:ind w:left="3600" w:hanging="360"/>
+      </w:pPr>
+      <w:rPr>
+        <w:rFonts w:ascii="Wingdings" w:hAnsi="Wingdings" w:hint="default"/>
+        <w:sz w:val="20"/>
+      </w:rPr>
+    </w:lvl>
+    <w:lvl w:ilvl="5" w:tentative="1">
+      <w:start w:val="1"/>
+      <w:numFmt w:val="bullet"/>
+      <w:lvlText w:val=""/>
+      <w:lvlJc w:val="left"/>
+      <w:pPr>
+        <w:tabs>
+          <w:tab w:val="num" w:pos="4320"/>
+        </w:tabs>
+        <w:ind w:left="4320" w:hanging="360"/>
+      </w:pPr>
+      <w:rPr>
+        <w:rFonts w:ascii="Wingdings" w:hAnsi="Wingdings" w:hint="default"/>
+        <w:sz w:val="20"/>
+      </w:rPr>
+    </w:lvl>
+    <w:lvl w:ilvl="6" w:tentative="1">
+      <w:start w:val="1"/>
+      <w:numFmt w:val="bullet"/>
+      <w:lvlText w:val=""/>
+      <w:lvlJc w:val="left"/>
+      <w:pPr>
+        <w:tabs>
+          <w:tab w:val="num" w:pos="5040"/>
+        </w:tabs>
+        <w:ind w:left="5040" w:hanging="360"/>
+      </w:pPr>
+      <w:rPr>
+        <w:rFonts w:ascii="Wingdings" w:hAnsi="Wingdings" w:hint="default"/>
+        <w:sz w:val="20"/>
+      </w:rPr>
+    </w:lvl>
+    <w:lvl w:ilvl="7" w:tentative="1">
+      <w:start w:val="1"/>
+      <w:numFmt w:val="bullet"/>
+      <w:lvlText w:val=""/>
+      <w:lvlJc w:val="left"/>
+      <w:pPr>
+        <w:tabs>
+          <w:tab w:val="num" w:pos="5760"/>
+        </w:tabs>
+        <w:ind w:left="5760" w:hanging="360"/>
+      </w:pPr>
+      <w:rPr>
+        <w:rFonts w:ascii="Wingdings" w:hAnsi="Wingdings" w:hint="default"/>
+        <w:sz w:val="20"/>
+      </w:rPr>
+    </w:lvl>
+    <w:lvl w:ilvl="8" w:tentative="1">
+      <w:start w:val="1"/>
+      <w:numFmt w:val="bullet"/>
+      <w:lvlText w:val=""/>
+      <w:lvlJc w:val="left"/>
+      <w:pPr>
+        <w:tabs>
+          <w:tab w:val="num" w:pos="6480"/>
+        </w:tabs>
+        <w:ind w:left="6480" w:hanging="360"/>
+      </w:pPr>
+      <w:rPr>
+        <w:rFonts w:ascii="Wingdings" w:hAnsi="Wingdings" w:hint="default"/>
+        <w:sz w:val="20"/>
+      </w:rPr>
+    </w:lvl>
+  </w:abstractNum>
+  <w:abstractNum w:abstractNumId="8" w15:restartNumberingAfterBreak="0">
     <w:nsid w:val="1E2D5E42"/>
     <w:multiLevelType w:val="multilevel"/>
     <w:tmpl w:val="AF8C347A"/>
@@ -3712,7 +5200,7 @@
       </w:pPr>
     </w:lvl>
   </w:abstractNum>
-  <w:abstractNum w:abstractNumId="7" w15:restartNumberingAfterBreak="0">
+  <w:abstractNum w:abstractNumId="9" w15:restartNumberingAfterBreak="0">
     <w:nsid w:val="1EC36799"/>
     <w:multiLevelType w:val="multilevel"/>
     <w:tmpl w:val="471C4D04"/>
@@ -3825,7 +5313,7 @@
       </w:pPr>
     </w:lvl>
   </w:abstractNum>
-  <w:abstractNum w:abstractNumId="8" w15:restartNumberingAfterBreak="0">
+  <w:abstractNum w:abstractNumId="10" w15:restartNumberingAfterBreak="0">
     <w:nsid w:val="1F471971"/>
     <w:multiLevelType w:val="multilevel"/>
     <w:tmpl w:val="62A4BE3C"/>
@@ -3942,7 +5430,7 @@
       </w:pPr>
     </w:lvl>
   </w:abstractNum>
-  <w:abstractNum w:abstractNumId="9" w15:restartNumberingAfterBreak="0">
+  <w:abstractNum w:abstractNumId="11" w15:restartNumberingAfterBreak="0">
     <w:nsid w:val="23D85766"/>
     <w:multiLevelType w:val="multilevel"/>
     <w:tmpl w:val="46DCF406"/>
@@ -4055,7 +5543,7 @@
       </w:pPr>
     </w:lvl>
   </w:abstractNum>
-  <w:abstractNum w:abstractNumId="10" w15:restartNumberingAfterBreak="0">
+  <w:abstractNum w:abstractNumId="12" w15:restartNumberingAfterBreak="0">
     <w:nsid w:val="2D3A370A"/>
     <w:multiLevelType w:val="multilevel"/>
     <w:tmpl w:val="984C0CEE"/>
@@ -4168,7 +5656,7 @@
       </w:pPr>
     </w:lvl>
   </w:abstractNum>
-  <w:abstractNum w:abstractNumId="11" w15:restartNumberingAfterBreak="0">
+  <w:abstractNum w:abstractNumId="13" w15:restartNumberingAfterBreak="0">
     <w:nsid w:val="372D08EB"/>
     <w:multiLevelType w:val="multilevel"/>
     <w:tmpl w:val="852A0B06"/>
@@ -4281,7 +5769,7 @@
       </w:pPr>
     </w:lvl>
   </w:abstractNum>
-  <w:abstractNum w:abstractNumId="12" w15:restartNumberingAfterBreak="0">
+  <w:abstractNum w:abstractNumId="14" w15:restartNumberingAfterBreak="0">
     <w:nsid w:val="3CAA17EF"/>
     <w:multiLevelType w:val="multilevel"/>
     <w:tmpl w:val="DC66BF5C"/>
@@ -4430,7 +5918,7 @@
       </w:rPr>
     </w:lvl>
   </w:abstractNum>
-  <w:abstractNum w:abstractNumId="13" w15:restartNumberingAfterBreak="0">
+  <w:abstractNum w:abstractNumId="15" w15:restartNumberingAfterBreak="0">
     <w:nsid w:val="3E9943B3"/>
     <w:multiLevelType w:val="multilevel"/>
     <w:tmpl w:val="DE840938"/>
@@ -4579,7 +6067,7 @@
       </w:rPr>
     </w:lvl>
   </w:abstractNum>
-  <w:abstractNum w:abstractNumId="14" w15:restartNumberingAfterBreak="0">
+  <w:abstractNum w:abstractNumId="16" w15:restartNumberingAfterBreak="0">
     <w:nsid w:val="414C3CD2"/>
     <w:multiLevelType w:val="multilevel"/>
     <w:tmpl w:val="E370E400"/>
@@ -4728,7 +6216,7 @@
       </w:rPr>
     </w:lvl>
   </w:abstractNum>
-  <w:abstractNum w:abstractNumId="15" w15:restartNumberingAfterBreak="0">
+  <w:abstractNum w:abstractNumId="17" w15:restartNumberingAfterBreak="0">
     <w:nsid w:val="44203652"/>
     <w:multiLevelType w:val="multilevel"/>
     <w:tmpl w:val="4C863570"/>
@@ -4845,7 +6333,124 @@
       </w:pPr>
     </w:lvl>
   </w:abstractNum>
-  <w:abstractNum w:abstractNumId="16" w15:restartNumberingAfterBreak="0">
+  <w:abstractNum w:abstractNumId="18" w15:restartNumberingAfterBreak="0">
+    <w:nsid w:val="46B1253C"/>
+    <w:multiLevelType w:val="multilevel"/>
+    <w:tmpl w:val="30B2741C"/>
+    <w:lvl w:ilvl="0">
+      <w:start w:val="1"/>
+      <w:numFmt w:val="decimal"/>
+      <w:lvlText w:val="%1."/>
+      <w:lvlJc w:val="left"/>
+      <w:pPr>
+        <w:tabs>
+          <w:tab w:val="num" w:pos="720"/>
+        </w:tabs>
+        <w:ind w:left="720" w:hanging="360"/>
+      </w:pPr>
+    </w:lvl>
+    <w:lvl w:ilvl="1">
+      <w:start w:val="1"/>
+      <w:numFmt w:val="bullet"/>
+      <w:lvlText w:val="o"/>
+      <w:lvlJc w:val="left"/>
+      <w:pPr>
+        <w:tabs>
+          <w:tab w:val="num" w:pos="1440"/>
+        </w:tabs>
+        <w:ind w:left="1440" w:hanging="360"/>
+      </w:pPr>
+      <w:rPr>
+        <w:rFonts w:ascii="Courier New" w:hAnsi="Courier New" w:hint="default"/>
+        <w:sz w:val="20"/>
+      </w:rPr>
+    </w:lvl>
+    <w:lvl w:ilvl="2" w:tentative="1">
+      <w:start w:val="1"/>
+      <w:numFmt w:val="decimal"/>
+      <w:lvlText w:val="%3."/>
+      <w:lvlJc w:val="left"/>
+      <w:pPr>
+        <w:tabs>
+          <w:tab w:val="num" w:pos="2160"/>
+        </w:tabs>
+        <w:ind w:left="2160" w:hanging="360"/>
+      </w:pPr>
+    </w:lvl>
+    <w:lvl w:ilvl="3" w:tentative="1">
+      <w:start w:val="1"/>
+      <w:numFmt w:val="decimal"/>
+      <w:lvlText w:val="%4."/>
+      <w:lvlJc w:val="left"/>
+      <w:pPr>
+        <w:tabs>
+          <w:tab w:val="num" w:pos="2880"/>
+        </w:tabs>
+        <w:ind w:left="2880" w:hanging="360"/>
+      </w:pPr>
+    </w:lvl>
+    <w:lvl w:ilvl="4" w:tentative="1">
+      <w:start w:val="1"/>
+      <w:numFmt w:val="decimal"/>
+      <w:lvlText w:val="%5."/>
+      <w:lvlJc w:val="left"/>
+      <w:pPr>
+        <w:tabs>
+          <w:tab w:val="num" w:pos="3600"/>
+        </w:tabs>
+        <w:ind w:left="3600" w:hanging="360"/>
+      </w:pPr>
+    </w:lvl>
+    <w:lvl w:ilvl="5" w:tentative="1">
+      <w:start w:val="1"/>
+      <w:numFmt w:val="decimal"/>
+      <w:lvlText w:val="%6."/>
+      <w:lvlJc w:val="left"/>
+      <w:pPr>
+        <w:tabs>
+          <w:tab w:val="num" w:pos="4320"/>
+        </w:tabs>
+        <w:ind w:left="4320" w:hanging="360"/>
+      </w:pPr>
+    </w:lvl>
+    <w:lvl w:ilvl="6" w:tentative="1">
+      <w:start w:val="1"/>
+      <w:numFmt w:val="decimal"/>
+      <w:lvlText w:val="%7."/>
+      <w:lvlJc w:val="left"/>
+      <w:pPr>
+        <w:tabs>
+          <w:tab w:val="num" w:pos="5040"/>
+        </w:tabs>
+        <w:ind w:left="5040" w:hanging="360"/>
+      </w:pPr>
+    </w:lvl>
+    <w:lvl w:ilvl="7" w:tentative="1">
+      <w:start w:val="1"/>
+      <w:numFmt w:val="decimal"/>
+      <w:lvlText w:val="%8."/>
+      <w:lvlJc w:val="left"/>
+      <w:pPr>
+        <w:tabs>
+          <w:tab w:val="num" w:pos="5760"/>
+        </w:tabs>
+        <w:ind w:left="5760" w:hanging="360"/>
+      </w:pPr>
+    </w:lvl>
+    <w:lvl w:ilvl="8" w:tentative="1">
+      <w:start w:val="1"/>
+      <w:numFmt w:val="decimal"/>
+      <w:lvlText w:val="%9."/>
+      <w:lvlJc w:val="left"/>
+      <w:pPr>
+        <w:tabs>
+          <w:tab w:val="num" w:pos="6480"/>
+        </w:tabs>
+        <w:ind w:left="6480" w:hanging="360"/>
+      </w:pPr>
+    </w:lvl>
+  </w:abstractNum>
+  <w:abstractNum w:abstractNumId="19" w15:restartNumberingAfterBreak="0">
     <w:nsid w:val="476C47A5"/>
     <w:multiLevelType w:val="multilevel"/>
     <w:tmpl w:val="86B8A61E"/>
@@ -4958,7 +6563,7 @@
       </w:pPr>
     </w:lvl>
   </w:abstractNum>
-  <w:abstractNum w:abstractNumId="17" w15:restartNumberingAfterBreak="0">
+  <w:abstractNum w:abstractNumId="20" w15:restartNumberingAfterBreak="0">
     <w:nsid w:val="494D5FAF"/>
     <w:multiLevelType w:val="multilevel"/>
     <w:tmpl w:val="16F2A0DC"/>
@@ -5107,7 +6712,7 @@
       </w:rPr>
     </w:lvl>
   </w:abstractNum>
-  <w:abstractNum w:abstractNumId="18" w15:restartNumberingAfterBreak="0">
+  <w:abstractNum w:abstractNumId="21" w15:restartNumberingAfterBreak="0">
     <w:nsid w:val="49BC685F"/>
     <w:multiLevelType w:val="multilevel"/>
     <w:tmpl w:val="91FAB6A4"/>
@@ -5220,7 +6825,7 @@
       </w:pPr>
     </w:lvl>
   </w:abstractNum>
-  <w:abstractNum w:abstractNumId="19" w15:restartNumberingAfterBreak="0">
+  <w:abstractNum w:abstractNumId="22" w15:restartNumberingAfterBreak="0">
     <w:nsid w:val="557000E9"/>
     <w:multiLevelType w:val="hybridMultilevel"/>
     <w:tmpl w:val="3A24D006"/>
@@ -5333,7 +6938,120 @@
       </w:rPr>
     </w:lvl>
   </w:abstractNum>
-  <w:abstractNum w:abstractNumId="20" w15:restartNumberingAfterBreak="0">
+  <w:abstractNum w:abstractNumId="23" w15:restartNumberingAfterBreak="0">
+    <w:nsid w:val="562C2A7F"/>
+    <w:multiLevelType w:val="multilevel"/>
+    <w:tmpl w:val="10503E80"/>
+    <w:lvl w:ilvl="0">
+      <w:start w:val="1"/>
+      <w:numFmt w:val="decimal"/>
+      <w:lvlText w:val="%1."/>
+      <w:lvlJc w:val="left"/>
+      <w:pPr>
+        <w:tabs>
+          <w:tab w:val="num" w:pos="720"/>
+        </w:tabs>
+        <w:ind w:left="720" w:hanging="360"/>
+      </w:pPr>
+    </w:lvl>
+    <w:lvl w:ilvl="1" w:tentative="1">
+      <w:start w:val="1"/>
+      <w:numFmt w:val="decimal"/>
+      <w:lvlText w:val="%2."/>
+      <w:lvlJc w:val="left"/>
+      <w:pPr>
+        <w:tabs>
+          <w:tab w:val="num" w:pos="1440"/>
+        </w:tabs>
+        <w:ind w:left="1440" w:hanging="360"/>
+      </w:pPr>
+    </w:lvl>
+    <w:lvl w:ilvl="2" w:tentative="1">
+      <w:start w:val="1"/>
+      <w:numFmt w:val="decimal"/>
+      <w:lvlText w:val="%3."/>
+      <w:lvlJc w:val="left"/>
+      <w:pPr>
+        <w:tabs>
+          <w:tab w:val="num" w:pos="2160"/>
+        </w:tabs>
+        <w:ind w:left="2160" w:hanging="360"/>
+      </w:pPr>
+    </w:lvl>
+    <w:lvl w:ilvl="3" w:tentative="1">
+      <w:start w:val="1"/>
+      <w:numFmt w:val="decimal"/>
+      <w:lvlText w:val="%4."/>
+      <w:lvlJc w:val="left"/>
+      <w:pPr>
+        <w:tabs>
+          <w:tab w:val="num" w:pos="2880"/>
+        </w:tabs>
+        <w:ind w:left="2880" w:hanging="360"/>
+      </w:pPr>
+    </w:lvl>
+    <w:lvl w:ilvl="4" w:tentative="1">
+      <w:start w:val="1"/>
+      <w:numFmt w:val="decimal"/>
+      <w:lvlText w:val="%5."/>
+      <w:lvlJc w:val="left"/>
+      <w:pPr>
+        <w:tabs>
+          <w:tab w:val="num" w:pos="3600"/>
+        </w:tabs>
+        <w:ind w:left="3600" w:hanging="360"/>
+      </w:pPr>
+    </w:lvl>
+    <w:lvl w:ilvl="5" w:tentative="1">
+      <w:start w:val="1"/>
+      <w:numFmt w:val="decimal"/>
+      <w:lvlText w:val="%6."/>
+      <w:lvlJc w:val="left"/>
+      <w:pPr>
+        <w:tabs>
+          <w:tab w:val="num" w:pos="4320"/>
+        </w:tabs>
+        <w:ind w:left="4320" w:hanging="360"/>
+      </w:pPr>
+    </w:lvl>
+    <w:lvl w:ilvl="6" w:tentative="1">
+      <w:start w:val="1"/>
+      <w:numFmt w:val="decimal"/>
+      <w:lvlText w:val="%7."/>
+      <w:lvlJc w:val="left"/>
+      <w:pPr>
+        <w:tabs>
+          <w:tab w:val="num" w:pos="5040"/>
+        </w:tabs>
+        <w:ind w:left="5040" w:hanging="360"/>
+      </w:pPr>
+    </w:lvl>
+    <w:lvl w:ilvl="7" w:tentative="1">
+      <w:start w:val="1"/>
+      <w:numFmt w:val="decimal"/>
+      <w:lvlText w:val="%8."/>
+      <w:lvlJc w:val="left"/>
+      <w:pPr>
+        <w:tabs>
+          <w:tab w:val="num" w:pos="5760"/>
+        </w:tabs>
+        <w:ind w:left="5760" w:hanging="360"/>
+      </w:pPr>
+    </w:lvl>
+    <w:lvl w:ilvl="8" w:tentative="1">
+      <w:start w:val="1"/>
+      <w:numFmt w:val="decimal"/>
+      <w:lvlText w:val="%9."/>
+      <w:lvlJc w:val="left"/>
+      <w:pPr>
+        <w:tabs>
+          <w:tab w:val="num" w:pos="6480"/>
+        </w:tabs>
+        <w:ind w:left="6480" w:hanging="360"/>
+      </w:pPr>
+    </w:lvl>
+  </w:abstractNum>
+  <w:abstractNum w:abstractNumId="24" w15:restartNumberingAfterBreak="0">
     <w:nsid w:val="5FEB151C"/>
     <w:multiLevelType w:val="multilevel"/>
     <w:tmpl w:val="FE4A0DA4"/>
@@ -5446,7 +7164,7 @@
       </w:pPr>
     </w:lvl>
   </w:abstractNum>
-  <w:abstractNum w:abstractNumId="21" w15:restartNumberingAfterBreak="0">
+  <w:abstractNum w:abstractNumId="25" w15:restartNumberingAfterBreak="0">
     <w:nsid w:val="61B64FE8"/>
     <w:multiLevelType w:val="multilevel"/>
     <w:tmpl w:val="89B80058"/>
@@ -5595,7 +7313,128 @@
       </w:rPr>
     </w:lvl>
   </w:abstractNum>
-  <w:abstractNum w:abstractNumId="22" w15:restartNumberingAfterBreak="0">
+  <w:abstractNum w:abstractNumId="26" w15:restartNumberingAfterBreak="0">
+    <w:nsid w:val="637E372C"/>
+    <w:multiLevelType w:val="multilevel"/>
+    <w:tmpl w:val="AEFA2518"/>
+    <w:lvl w:ilvl="0">
+      <w:start w:val="1"/>
+      <w:numFmt w:val="decimal"/>
+      <w:lvlText w:val="%1."/>
+      <w:lvlJc w:val="left"/>
+      <w:pPr>
+        <w:tabs>
+          <w:tab w:val="num" w:pos="720"/>
+        </w:tabs>
+        <w:ind w:left="720" w:hanging="360"/>
+      </w:pPr>
+    </w:lvl>
+    <w:lvl w:ilvl="1">
+      <w:start w:val="1"/>
+      <w:numFmt w:val="bullet"/>
+      <w:lvlText w:val="o"/>
+      <w:lvlJc w:val="left"/>
+      <w:pPr>
+        <w:tabs>
+          <w:tab w:val="num" w:pos="1440"/>
+        </w:tabs>
+        <w:ind w:left="1440" w:hanging="360"/>
+      </w:pPr>
+      <w:rPr>
+        <w:rFonts w:ascii="Courier New" w:hAnsi="Courier New" w:hint="default"/>
+        <w:sz w:val="20"/>
+      </w:rPr>
+    </w:lvl>
+    <w:lvl w:ilvl="2">
+      <w:start w:val="1"/>
+      <w:numFmt w:val="bullet"/>
+      <w:lvlText w:val=""/>
+      <w:lvlJc w:val="left"/>
+      <w:pPr>
+        <w:tabs>
+          <w:tab w:val="num" w:pos="2160"/>
+        </w:tabs>
+        <w:ind w:left="2160" w:hanging="360"/>
+      </w:pPr>
+      <w:rPr>
+        <w:rFonts w:ascii="Wingdings" w:hAnsi="Wingdings" w:hint="default"/>
+        <w:sz w:val="20"/>
+      </w:rPr>
+    </w:lvl>
+    <w:lvl w:ilvl="3" w:tentative="1">
+      <w:start w:val="1"/>
+      <w:numFmt w:val="decimal"/>
+      <w:lvlText w:val="%4."/>
+      <w:lvlJc w:val="left"/>
+      <w:pPr>
+        <w:tabs>
+          <w:tab w:val="num" w:pos="2880"/>
+        </w:tabs>
+        <w:ind w:left="2880" w:hanging="360"/>
+      </w:pPr>
+    </w:lvl>
+    <w:lvl w:ilvl="4" w:tentative="1">
+      <w:start w:val="1"/>
+      <w:numFmt w:val="decimal"/>
+      <w:lvlText w:val="%5."/>
+      <w:lvlJc w:val="left"/>
+      <w:pPr>
+        <w:tabs>
+          <w:tab w:val="num" w:pos="3600"/>
+        </w:tabs>
+        <w:ind w:left="3600" w:hanging="360"/>
+      </w:pPr>
+    </w:lvl>
+    <w:lvl w:ilvl="5" w:tentative="1">
+      <w:start w:val="1"/>
+      <w:numFmt w:val="decimal"/>
+      <w:lvlText w:val="%6."/>
+      <w:lvlJc w:val="left"/>
+      <w:pPr>
+        <w:tabs>
+          <w:tab w:val="num" w:pos="4320"/>
+        </w:tabs>
+        <w:ind w:left="4320" w:hanging="360"/>
+      </w:pPr>
+    </w:lvl>
+    <w:lvl w:ilvl="6" w:tentative="1">
+      <w:start w:val="1"/>
+      <w:numFmt w:val="decimal"/>
+      <w:lvlText w:val="%7."/>
+      <w:lvlJc w:val="left"/>
+      <w:pPr>
+        <w:tabs>
+          <w:tab w:val="num" w:pos="5040"/>
+        </w:tabs>
+        <w:ind w:left="5040" w:hanging="360"/>
+      </w:pPr>
+    </w:lvl>
+    <w:lvl w:ilvl="7" w:tentative="1">
+      <w:start w:val="1"/>
+      <w:numFmt w:val="decimal"/>
+      <w:lvlText w:val="%8."/>
+      <w:lvlJc w:val="left"/>
+      <w:pPr>
+        <w:tabs>
+          <w:tab w:val="num" w:pos="5760"/>
+        </w:tabs>
+        <w:ind w:left="5760" w:hanging="360"/>
+      </w:pPr>
+    </w:lvl>
+    <w:lvl w:ilvl="8" w:tentative="1">
+      <w:start w:val="1"/>
+      <w:numFmt w:val="decimal"/>
+      <w:lvlText w:val="%9."/>
+      <w:lvlJc w:val="left"/>
+      <w:pPr>
+        <w:tabs>
+          <w:tab w:val="num" w:pos="6480"/>
+        </w:tabs>
+        <w:ind w:left="6480" w:hanging="360"/>
+      </w:pPr>
+    </w:lvl>
+  </w:abstractNum>
+  <w:abstractNum w:abstractNumId="27" w15:restartNumberingAfterBreak="0">
     <w:nsid w:val="63CE1073"/>
     <w:multiLevelType w:val="multilevel"/>
     <w:tmpl w:val="98A6B88C"/>
@@ -5708,7 +7547,7 @@
       </w:pPr>
     </w:lvl>
   </w:abstractNum>
-  <w:abstractNum w:abstractNumId="23" w15:restartNumberingAfterBreak="0">
+  <w:abstractNum w:abstractNumId="28" w15:restartNumberingAfterBreak="0">
     <w:nsid w:val="649D204B"/>
     <w:multiLevelType w:val="hybridMultilevel"/>
     <w:tmpl w:val="F2125D70"/>
@@ -5794,7 +7633,7 @@
       </w:pPr>
     </w:lvl>
   </w:abstractNum>
-  <w:abstractNum w:abstractNumId="24" w15:restartNumberingAfterBreak="0">
+  <w:abstractNum w:abstractNumId="29" w15:restartNumberingAfterBreak="0">
     <w:nsid w:val="64EE490A"/>
     <w:multiLevelType w:val="multilevel"/>
     <w:tmpl w:val="844E4412"/>
@@ -5943,7 +7782,7 @@
       </w:rPr>
     </w:lvl>
   </w:abstractNum>
-  <w:abstractNum w:abstractNumId="25" w15:restartNumberingAfterBreak="0">
+  <w:abstractNum w:abstractNumId="30" w15:restartNumberingAfterBreak="0">
     <w:nsid w:val="65BB70CB"/>
     <w:multiLevelType w:val="multilevel"/>
     <w:tmpl w:val="C8E8294C"/>
@@ -6092,7 +7931,7 @@
       </w:rPr>
     </w:lvl>
   </w:abstractNum>
-  <w:abstractNum w:abstractNumId="26" w15:restartNumberingAfterBreak="0">
+  <w:abstractNum w:abstractNumId="31" w15:restartNumberingAfterBreak="0">
     <w:nsid w:val="69BB00B8"/>
     <w:multiLevelType w:val="multilevel"/>
     <w:tmpl w:val="826839F0"/>
@@ -6209,7 +8048,7 @@
       </w:pPr>
     </w:lvl>
   </w:abstractNum>
-  <w:abstractNum w:abstractNumId="27" w15:restartNumberingAfterBreak="0">
+  <w:abstractNum w:abstractNumId="32" w15:restartNumberingAfterBreak="0">
     <w:nsid w:val="6D3F4B5D"/>
     <w:multiLevelType w:val="multilevel"/>
     <w:tmpl w:val="F13888AE"/>
@@ -6358,7 +8197,7 @@
       </w:rPr>
     </w:lvl>
   </w:abstractNum>
-  <w:abstractNum w:abstractNumId="28" w15:restartNumberingAfterBreak="0">
+  <w:abstractNum w:abstractNumId="33" w15:restartNumberingAfterBreak="0">
     <w:nsid w:val="6F7D51E3"/>
     <w:multiLevelType w:val="multilevel"/>
     <w:tmpl w:val="8B14E224"/>
@@ -6507,7 +8346,7 @@
       </w:rPr>
     </w:lvl>
   </w:abstractNum>
-  <w:abstractNum w:abstractNumId="29" w15:restartNumberingAfterBreak="0">
+  <w:abstractNum w:abstractNumId="34" w15:restartNumberingAfterBreak="0">
     <w:nsid w:val="71937364"/>
     <w:multiLevelType w:val="multilevel"/>
     <w:tmpl w:val="474CB05A"/>
@@ -6620,7 +8459,7 @@
       </w:pPr>
     </w:lvl>
   </w:abstractNum>
-  <w:abstractNum w:abstractNumId="30" w15:restartNumberingAfterBreak="0">
+  <w:abstractNum w:abstractNumId="35" w15:restartNumberingAfterBreak="0">
     <w:nsid w:val="719404E8"/>
     <w:multiLevelType w:val="multilevel"/>
     <w:tmpl w:val="B0D6ABBC"/>
@@ -6733,7 +8572,7 @@
       </w:pPr>
     </w:lvl>
   </w:abstractNum>
-  <w:abstractNum w:abstractNumId="31" w15:restartNumberingAfterBreak="0">
+  <w:abstractNum w:abstractNumId="36" w15:restartNumberingAfterBreak="0">
     <w:nsid w:val="757319EA"/>
     <w:multiLevelType w:val="multilevel"/>
     <w:tmpl w:val="DBC22110"/>
@@ -6882,7 +8721,7 @@
       </w:rPr>
     </w:lvl>
   </w:abstractNum>
-  <w:abstractNum w:abstractNumId="32" w15:restartNumberingAfterBreak="0">
+  <w:abstractNum w:abstractNumId="37" w15:restartNumberingAfterBreak="0">
     <w:nsid w:val="77CD371F"/>
     <w:multiLevelType w:val="multilevel"/>
     <w:tmpl w:val="A1687952"/>
@@ -6999,7 +8838,7 @@
       </w:pPr>
     </w:lvl>
   </w:abstractNum>
-  <w:abstractNum w:abstractNumId="33" w15:restartNumberingAfterBreak="0">
+  <w:abstractNum w:abstractNumId="38" w15:restartNumberingAfterBreak="0">
     <w:nsid w:val="79C55F9D"/>
     <w:multiLevelType w:val="multilevel"/>
     <w:tmpl w:val="B2DE5CA6"/>
@@ -7113,16 +8952,16 @@
     </w:lvl>
   </w:abstractNum>
   <w:num w:numId="1" w16cid:durableId="1341464502">
-    <w:abstractNumId w:val="6"/>
+    <w:abstractNumId w:val="8"/>
   </w:num>
   <w:num w:numId="2" w16cid:durableId="260456367">
-    <w:abstractNumId w:val="18"/>
+    <w:abstractNumId w:val="21"/>
   </w:num>
   <w:num w:numId="3" w16cid:durableId="54547527">
-    <w:abstractNumId w:val="26"/>
+    <w:abstractNumId w:val="31"/>
   </w:num>
   <w:num w:numId="4" w16cid:durableId="1445660384">
-    <w:abstractNumId w:val="32"/>
+    <w:abstractNumId w:val="37"/>
   </w:num>
   <w:num w:numId="5" w16cid:durableId="1679455333">
     <w:abstractNumId w:val="0"/>
@@ -7131,87 +8970,102 @@
     <w:abstractNumId w:val="2"/>
   </w:num>
   <w:num w:numId="7" w16cid:durableId="962418184">
-    <w:abstractNumId w:val="21"/>
+    <w:abstractNumId w:val="25"/>
   </w:num>
   <w:num w:numId="8" w16cid:durableId="781608907">
-    <w:abstractNumId w:val="11"/>
+    <w:abstractNumId w:val="13"/>
   </w:num>
   <w:num w:numId="9" w16cid:durableId="112942756">
-    <w:abstractNumId w:val="7"/>
+    <w:abstractNumId w:val="9"/>
   </w:num>
   <w:num w:numId="10" w16cid:durableId="78329751">
-    <w:abstractNumId w:val="29"/>
+    <w:abstractNumId w:val="34"/>
   </w:num>
   <w:num w:numId="11" w16cid:durableId="1054040294">
-    <w:abstractNumId w:val="22"/>
+    <w:abstractNumId w:val="27"/>
   </w:num>
   <w:num w:numId="12" w16cid:durableId="574320293">
+    <w:abstractNumId w:val="12"/>
+  </w:num>
+  <w:num w:numId="13" w16cid:durableId="1603680789">
+    <w:abstractNumId w:val="38"/>
+  </w:num>
+  <w:num w:numId="14" w16cid:durableId="1896233551">
+    <w:abstractNumId w:val="35"/>
+  </w:num>
+  <w:num w:numId="15" w16cid:durableId="1129974529">
+    <w:abstractNumId w:val="6"/>
+  </w:num>
+  <w:num w:numId="16" w16cid:durableId="868375495">
+    <w:abstractNumId w:val="17"/>
+  </w:num>
+  <w:num w:numId="17" w16cid:durableId="989944710">
     <w:abstractNumId w:val="10"/>
   </w:num>
-  <w:num w:numId="13" w16cid:durableId="1603680789">
-    <w:abstractNumId w:val="33"/>
-  </w:num>
-  <w:num w:numId="14" w16cid:durableId="1896233551">
-    <w:abstractNumId w:val="30"/>
-  </w:num>
-  <w:num w:numId="15" w16cid:durableId="1129974529">
-    <w:abstractNumId w:val="5"/>
-  </w:num>
-  <w:num w:numId="16" w16cid:durableId="868375495">
-    <w:abstractNumId w:val="15"/>
-  </w:num>
-  <w:num w:numId="17" w16cid:durableId="989944710">
-    <w:abstractNumId w:val="8"/>
-  </w:num>
   <w:num w:numId="18" w16cid:durableId="1316256355">
-    <w:abstractNumId w:val="20"/>
+    <w:abstractNumId w:val="24"/>
   </w:num>
   <w:num w:numId="19" w16cid:durableId="613442422">
     <w:abstractNumId w:val="1"/>
   </w:num>
   <w:num w:numId="20" w16cid:durableId="2072580340">
-    <w:abstractNumId w:val="24"/>
+    <w:abstractNumId w:val="29"/>
   </w:num>
   <w:num w:numId="21" w16cid:durableId="221260546">
     <w:abstractNumId w:val="3"/>
   </w:num>
   <w:num w:numId="22" w16cid:durableId="607272758">
+    <w:abstractNumId w:val="5"/>
+  </w:num>
+  <w:num w:numId="23" w16cid:durableId="776944519">
+    <w:abstractNumId w:val="16"/>
+  </w:num>
+  <w:num w:numId="24" w16cid:durableId="1372463558">
+    <w:abstractNumId w:val="36"/>
+  </w:num>
+  <w:num w:numId="25" w16cid:durableId="2039235903">
+    <w:abstractNumId w:val="32"/>
+  </w:num>
+  <w:num w:numId="26" w16cid:durableId="1080564466">
+    <w:abstractNumId w:val="19"/>
+  </w:num>
+  <w:num w:numId="27" w16cid:durableId="1942104428">
+    <w:abstractNumId w:val="22"/>
+  </w:num>
+  <w:num w:numId="28" w16cid:durableId="1576747006">
+    <w:abstractNumId w:val="20"/>
+  </w:num>
+  <w:num w:numId="29" w16cid:durableId="1630085284">
+    <w:abstractNumId w:val="14"/>
+  </w:num>
+  <w:num w:numId="30" w16cid:durableId="1317033951">
+    <w:abstractNumId w:val="30"/>
+  </w:num>
+  <w:num w:numId="31" w16cid:durableId="315502310">
+    <w:abstractNumId w:val="15"/>
+  </w:num>
+  <w:num w:numId="32" w16cid:durableId="339897034">
+    <w:abstractNumId w:val="33"/>
+  </w:num>
+  <w:num w:numId="33" w16cid:durableId="255599647">
+    <w:abstractNumId w:val="11"/>
+  </w:num>
+  <w:num w:numId="34" w16cid:durableId="2047948578">
+    <w:abstractNumId w:val="28"/>
+  </w:num>
+  <w:num w:numId="35" w16cid:durableId="848720646">
+    <w:abstractNumId w:val="26"/>
+  </w:num>
+  <w:num w:numId="36" w16cid:durableId="1169175055">
     <w:abstractNumId w:val="4"/>
   </w:num>
-  <w:num w:numId="23" w16cid:durableId="776944519">
-    <w:abstractNumId w:val="14"/>
+  <w:num w:numId="37" w16cid:durableId="465857648">
+    <w:abstractNumId w:val="7"/>
   </w:num>
-  <w:num w:numId="24" w16cid:durableId="1372463558">
-    <w:abstractNumId w:val="31"/>
+  <w:num w:numId="38" w16cid:durableId="1880123304">
+    <w:abstractNumId w:val="18"/>
   </w:num>
-  <w:num w:numId="25" w16cid:durableId="2039235903">
-    <w:abstractNumId w:val="27"/>
-  </w:num>
-  <w:num w:numId="26" w16cid:durableId="1080564466">
-    <w:abstractNumId w:val="16"/>
-  </w:num>
-  <w:num w:numId="27" w16cid:durableId="1942104428">
-    <w:abstractNumId w:val="19"/>
-  </w:num>
-  <w:num w:numId="28" w16cid:durableId="1576747006">
-    <w:abstractNumId w:val="17"/>
-  </w:num>
-  <w:num w:numId="29" w16cid:durableId="1630085284">
-    <w:abstractNumId w:val="12"/>
-  </w:num>
-  <w:num w:numId="30" w16cid:durableId="1317033951">
-    <w:abstractNumId w:val="25"/>
-  </w:num>
-  <w:num w:numId="31" w16cid:durableId="315502310">
-    <w:abstractNumId w:val="13"/>
-  </w:num>
-  <w:num w:numId="32" w16cid:durableId="339897034">
-    <w:abstractNumId w:val="28"/>
-  </w:num>
-  <w:num w:numId="33" w16cid:durableId="255599647">
-    <w:abstractNumId w:val="9"/>
-  </w:num>
-  <w:num w:numId="34" w16cid:durableId="2047948578">
+  <w:num w:numId="39" w16cid:durableId="89475289">
     <w:abstractNumId w:val="23"/>
   </w:num>
 </w:numbering>
@@ -7684,10 +9538,32 @@
       <w:szCs w:val="24"/>
     </w:rPr>
   </w:style>
+  <w:style w:type="paragraph" w:styleId="Heading4">
+    <w:name w:val="heading 4"/>
+    <w:basedOn w:val="Normal"/>
+    <w:next w:val="Normal"/>
+    <w:link w:val="Heading4Char"/>
+    <w:uiPriority w:val="9"/>
+    <w:semiHidden/>
+    <w:unhideWhenUsed/>
+    <w:qFormat/>
+    <w:rsid w:val="00B32521"/>
+    <w:pPr>
+      <w:keepNext/>
+      <w:keepLines/>
+      <w:spacing w:before="40" w:after="0"/>
+      <w:outlineLvl w:val="3"/>
+    </w:pPr>
+    <w:rPr>
+      <w:rFonts w:asciiTheme="majorHAnsi" w:eastAsiaTheme="majorEastAsia" w:hAnsiTheme="majorHAnsi" w:cstheme="majorBidi"/>
+      <w:i/>
+      <w:iCs/>
+      <w:color w:val="830F0E" w:themeColor="accent1" w:themeShade="BF"/>
+    </w:rPr>
+  </w:style>
   <w:style w:type="character" w:default="1" w:styleId="DefaultParagraphFont">
     <w:name w:val="Default Paragraph Font"/>
     <w:uiPriority w:val="1"/>
-    <w:semiHidden/>
     <w:unhideWhenUsed/>
   </w:style>
   <w:style w:type="table" w:default="1" w:styleId="TableNormal">
@@ -7824,6 +9700,20 @@
     <w:rPr>
       <w:color w:val="58C1BA" w:themeColor="hyperlink"/>
       <w:u w:val="single"/>
+    </w:rPr>
+  </w:style>
+  <w:style w:type="character" w:customStyle="1" w:styleId="Heading4Char">
+    <w:name w:val="Heading 4 Char"/>
+    <w:basedOn w:val="DefaultParagraphFont"/>
+    <w:link w:val="Heading4"/>
+    <w:uiPriority w:val="9"/>
+    <w:semiHidden/>
+    <w:rsid w:val="00B32521"/>
+    <w:rPr>
+      <w:rFonts w:asciiTheme="majorHAnsi" w:eastAsiaTheme="majorEastAsia" w:hAnsiTheme="majorHAnsi" w:cstheme="majorBidi"/>
+      <w:i/>
+      <w:iCs/>
+      <w:color w:val="830F0E" w:themeColor="accent1" w:themeShade="BF"/>
     </w:rPr>
   </w:style>
 </w:styles>
